--- a/AORASubvastus.docx
+++ b/AORASubvastus.docx
@@ -268,15 +268,7 @@
         <w:t xml:space="preserve"> </w:t>
       </w:r>
       <w:r>
-        <w:t xml:space="preserve">guidelines were generated for treatments enrolled into the Registry. Followup was set to eligibility at 3months followup.</w:t>
-      </w:r>
-    </w:p>
-    <w:p>
-      <w:pPr>
-        <w:pStyle w:val="BodyText"/>
-      </w:pPr>
-      <w:r>
-        <w:t xml:space="preserve">Need to identify GMKSubset to flag in STROBEInput for flowchart</w:t>
+        <w:t xml:space="preserve">guidelines were generated for treatments enrolled into the Registry. Followup was set to eligibility at 6months followup.</w:t>
       </w:r>
     </w:p>
     <w:tbl>
@@ -2611,7 +2603,7 @@
               <w:pStyle w:val="ImageCaption"/>
             </w:pPr>
             <w:r>
-              <w:t xml:space="preserve">Table 3: Summary of KOOS subscales at 6 weeks and 3months</w:t>
+              <w:t xml:space="preserve">Table 3: Summary of KOOS subscales at 6 weeks and 6months</w:t>
             </w:r>
           </w:p>
           <w:tbl xmlns:w="http://schemas.openxmlformats.org/wordprocessingml/2006/main" xmlns:wp="http://schemas.openxmlformats.org/drawingml/2006/wordprocessingDrawing" xmlns:r="http://schemas.openxmlformats.org/officeDocument/2006/relationships" xmlns:w14="http://schemas.microsoft.com/office/word/2010/wordml">
@@ -2695,7 +2687,7 @@
                       <w:rFonts w:ascii="Calibri" w:hAnsi="Calibri"/>
                       <w:sz w:val="20"/>
                     </w:rPr>
-                    <w:t xml:space="default">3 Months</w:t>
+                    <w:t xml:space="default">6 Months</w:t>
                   </w:r>
                 </w:p>
               </w:tc>
@@ -3041,7 +3033,7 @@
                       <w:rFonts w:ascii="Calibri" w:hAnsi="Calibri"/>
                       <w:sz w:val="20"/>
                     </w:rPr>
-                    <w:t xml:space="default">324</w:t>
+                    <w:t xml:space="default">308</w:t>
                   </w:r>
                 </w:p>
               </w:tc>
@@ -3065,7 +3057,7 @@
                       <w:rFonts w:ascii="Calibri" w:hAnsi="Calibri"/>
                       <w:sz w:val="20"/>
                     </w:rPr>
-                    <w:t xml:space="default">324</w:t>
+                    <w:t xml:space="default">308</w:t>
                   </w:r>
                 </w:p>
               </w:tc>
@@ -3089,7 +3081,7 @@
                       <w:rFonts w:ascii="Calibri" w:hAnsi="Calibri"/>
                       <w:sz w:val="20"/>
                     </w:rPr>
-                    <w:t xml:space="default">324</w:t>
+                    <w:t xml:space="default">308</w:t>
                   </w:r>
                 </w:p>
               </w:tc>
@@ -3113,7 +3105,7 @@
                       <w:rFonts w:ascii="Calibri" w:hAnsi="Calibri"/>
                       <w:sz w:val="20"/>
                     </w:rPr>
-                    <w:t xml:space="default">324</w:t>
+                    <w:t xml:space="default">308</w:t>
                   </w:r>
                 </w:p>
               </w:tc>
@@ -3262,7 +3254,7 @@
                       <w:rFonts w:ascii="Calibri" w:hAnsi="Calibri"/>
                       <w:sz w:val="20"/>
                     </w:rPr>
-                    <w:t xml:space="default">62.5</w:t>
+                    <w:t xml:space="default">68.8</w:t>
                   </w:r>
                 </w:p>
               </w:tc>
@@ -3286,7 +3278,7 @@
                       <w:rFonts w:ascii="Calibri" w:hAnsi="Calibri"/>
                       <w:sz w:val="20"/>
                     </w:rPr>
-                    <w:t xml:space="default">68.8</w:t>
+                    <w:t xml:space="default">75.0</w:t>
                   </w:r>
                 </w:p>
               </w:tc>
@@ -3334,7 +3326,7 @@
                       <w:rFonts w:ascii="Calibri" w:hAnsi="Calibri"/>
                       <w:sz w:val="20"/>
                     </w:rPr>
-                    <w:t xml:space="default">65.8</w:t>
+                    <w:t xml:space="default">71.5</w:t>
                   </w:r>
                 </w:p>
               </w:tc>
@@ -3483,7 +3475,7 @@
                       <w:rFonts w:ascii="Calibri" w:hAnsi="Calibri"/>
                       <w:sz w:val="20"/>
                     </w:rPr>
-                    <w:t xml:space="default">68.8</w:t>
+                    <w:t xml:space="default">87.5</w:t>
                   </w:r>
                 </w:p>
               </w:tc>
@@ -3507,6 +3499,30 @@
                       <w:rFonts w:ascii="Calibri" w:hAnsi="Calibri"/>
                       <w:sz w:val="20"/>
                     </w:rPr>
+                    <w:t xml:space="default">87.5</w:t>
+                  </w:r>
+                </w:p>
+              </w:tc>
+              <w:tc>
+                <w:tcPr>
+                  <w:tcBorders>
+                    <w:top w:val="single" w:space="0" w:color="D3D3D3"/>
+                    <w:bottom w:val="single" w:space="0" w:color="D3D3D3"/>
+                    <w:start w:val="single" w:space="0" w:color="D3D3D3"/>
+                    <w:end w:val="single" w:space="0" w:color="D3D3D3"/>
+                  </w:tcBorders>
+                </w:tcPr>
+                <w:p>
+                  <w:pPr>
+                    <w:spacing w:before="0" w:after="60"/>
+                    <w:keepNext/>
+                    <w:jc w:val="end"/>
+                  </w:pPr>
+                  <w:r>
+                    <w:rPr>
+                      <w:rFonts w:ascii="Calibri" w:hAnsi="Calibri"/>
+                      <w:sz w:val="20"/>
+                    </w:rPr>
                     <w:t xml:space="default">81.2</w:t>
                   </w:r>
                 </w:p>
@@ -3531,31 +3547,7 @@
                       <w:rFonts w:ascii="Calibri" w:hAnsi="Calibri"/>
                       <w:sz w:val="20"/>
                     </w:rPr>
-                    <w:t xml:space="default">75.0</w:t>
-                  </w:r>
-                </w:p>
-              </w:tc>
-              <w:tc>
-                <w:tcPr>
-                  <w:tcBorders>
-                    <w:top w:val="single" w:space="0" w:color="D3D3D3"/>
-                    <w:bottom w:val="single" w:space="0" w:color="D3D3D3"/>
-                    <w:start w:val="single" w:space="0" w:color="D3D3D3"/>
-                    <w:end w:val="single" w:space="0" w:color="D3D3D3"/>
-                  </w:tcBorders>
-                </w:tcPr>
-                <w:p>
-                  <w:pPr>
-                    <w:spacing w:before="0" w:after="60"/>
-                    <w:keepNext/>
-                    <w:jc w:val="end"/>
-                  </w:pPr>
-                  <w:r>
-                    <w:rPr>
-                      <w:rFonts w:ascii="Calibri" w:hAnsi="Calibri"/>
-                      <w:sz w:val="20"/>
-                    </w:rPr>
-                    <w:t xml:space="default">75.0</w:t>
+                    <w:t xml:space="default">84.0</w:t>
                   </w:r>
                 </w:p>
               </w:tc>
@@ -3704,7 +3696,7 @@
                       <w:rFonts w:ascii="Calibri" w:hAnsi="Calibri"/>
                       <w:sz w:val="20"/>
                     </w:rPr>
-                    <w:t xml:space="default">87.5</w:t>
+                    <w:t xml:space="default">100.0</w:t>
                   </w:r>
                 </w:p>
               </w:tc>
@@ -3728,6 +3720,30 @@
                       <w:rFonts w:ascii="Calibri" w:hAnsi="Calibri"/>
                       <w:sz w:val="20"/>
                     </w:rPr>
+                    <w:t xml:space="default">100.0</w:t>
+                  </w:r>
+                </w:p>
+              </w:tc>
+              <w:tc>
+                <w:tcPr>
+                  <w:tcBorders>
+                    <w:top w:val="single" w:space="0" w:color="D3D3D3"/>
+                    <w:bottom w:val="single" w:space="0" w:color="D3D3D3"/>
+                    <w:start w:val="single" w:space="0" w:color="D3D3D3"/>
+                    <w:end w:val="single" w:space="0" w:color="D3D3D3"/>
+                  </w:tcBorders>
+                </w:tcPr>
+                <w:p>
+                  <w:pPr>
+                    <w:spacing w:before="0" w:after="60"/>
+                    <w:keepNext/>
+                    <w:jc w:val="end"/>
+                  </w:pPr>
+                  <w:r>
+                    <w:rPr>
+                      <w:rFonts w:ascii="Calibri" w:hAnsi="Calibri"/>
+                      <w:sz w:val="20"/>
+                    </w:rPr>
                     <w:t xml:space="default">93.8</w:t>
                   </w:r>
                 </w:p>
@@ -3752,31 +3768,7 @@
                       <w:rFonts w:ascii="Calibri" w:hAnsi="Calibri"/>
                       <w:sz w:val="20"/>
                     </w:rPr>
-                    <w:t xml:space="default">83.3</w:t>
-                  </w:r>
-                </w:p>
-              </w:tc>
-              <w:tc>
-                <w:tcPr>
-                  <w:tcBorders>
-                    <w:top w:val="single" w:space="0" w:color="D3D3D3"/>
-                    <w:bottom w:val="single" w:space="0" w:color="D3D3D3"/>
-                    <w:start w:val="single" w:space="0" w:color="D3D3D3"/>
-                    <w:end w:val="single" w:space="0" w:color="D3D3D3"/>
-                  </w:tcBorders>
-                </w:tcPr>
-                <w:p>
-                  <w:pPr>
-                    <w:spacing w:before="0" w:after="60"/>
-                    <w:keepNext/>
-                    <w:jc w:val="end"/>
-                  </w:pPr>
-                  <w:r>
-                    <w:rPr>
-                      <w:rFonts w:ascii="Calibri" w:hAnsi="Calibri"/>
-                      <w:sz w:val="20"/>
-                    </w:rPr>
-                    <w:t xml:space="default">85.6</w:t>
+                    <w:t xml:space="default">93.8</w:t>
                   </w:r>
                 </w:p>
               </w:tc>
